--- a/🔁 FLUJO COMPLETO.docx
+++ b/🔁 FLUJO COMPLETO.docx
@@ -123,7 +123,7 @@
     <w:p>
       <w:r>
         <w:pict w14:anchorId="299DAE78">
-          <v:rect id="_x0000_i1103" style="width:0;height:1.5pt" o:hralign="center" o:hrstd="t" o:hr="t" fillcolor="#a0a0a0" stroked="f"/>
+          <v:rect id="_x0000_i1025" style="width:0;height:1.5pt" o:hralign="center" o:hrstd="t" o:hr="t" fillcolor="#a0a0a0" stroked="f"/>
         </w:pict>
       </w:r>
     </w:p>
@@ -235,21 +235,13 @@
         </w:numPr>
       </w:pPr>
       <w:r>
-        <w:t xml:space="preserve">No agregar texto fuera del [ </w:t>
-      </w:r>
-      <w:proofErr w:type="gramStart"/>
-      <w:r>
-        <w:t>y ]</w:t>
-      </w:r>
-      <w:proofErr w:type="gramEnd"/>
-      <w:r>
-        <w:t xml:space="preserve"> </w:t>
+        <w:t xml:space="preserve">No agregar texto fuera del [ y ] </w:t>
       </w:r>
     </w:p>
     <w:p>
       <w:r>
         <w:pict w14:anchorId="213AF33C">
-          <v:rect id="_x0000_i1104" style="width:0;height:1.5pt" o:hralign="center" o:hrstd="t" o:hr="t" fillcolor="#a0a0a0" stroked="f"/>
+          <v:rect id="_x0000_i1026" style="width:0;height:1.5pt" o:hralign="center" o:hrstd="t" o:hr="t" fillcolor="#a0a0a0" stroked="f"/>
         </w:pict>
       </w:r>
     </w:p>
@@ -328,7 +320,7 @@
     <w:p>
       <w:r>
         <w:pict w14:anchorId="6D91FCC4">
-          <v:rect id="_x0000_i1105" style="width:0;height:1.5pt" o:hralign="center" o:hrstd="t" o:hr="t" fillcolor="#a0a0a0" stroked="f"/>
+          <v:rect id="_x0000_i1027" style="width:0;height:1.5pt" o:hralign="center" o:hrstd="t" o:hr="t" fillcolor="#a0a0a0" stroked="f"/>
         </w:pict>
       </w:r>
     </w:p>
@@ -431,7 +423,7 @@
     <w:p>
       <w:r>
         <w:pict w14:anchorId="149ADF58">
-          <v:rect id="_x0000_i1106" style="width:0;height:1.5pt" o:hralign="center" o:hrstd="t" o:hr="t" fillcolor="#a0a0a0" stroked="f"/>
+          <v:rect id="_x0000_i1028" style="width:0;height:1.5pt" o:hralign="center" o:hrstd="t" o:hr="t" fillcolor="#a0a0a0" stroked="f"/>
         </w:pict>
       </w:r>
     </w:p>
@@ -503,7 +495,7 @@
     <w:p>
       <w:r>
         <w:pict w14:anchorId="1476FB6D">
-          <v:rect id="_x0000_i1107" style="width:0;height:1.5pt" o:hralign="center" o:hrstd="t" o:hr="t" fillcolor="#a0a0a0" stroked="f"/>
+          <v:rect id="_x0000_i1029" style="width:0;height:1.5pt" o:hralign="center" o:hrstd="t" o:hr="t" fillcolor="#a0a0a0" stroked="f"/>
         </w:pict>
       </w:r>
     </w:p>
@@ -554,7 +546,7 @@
     <w:p>
       <w:r>
         <w:pict w14:anchorId="339850E0">
-          <v:rect id="_x0000_i1132" style="width:0;height:1.5pt" o:hralign="center" o:hrstd="t" o:hr="t" fillcolor="#a0a0a0" stroked="f"/>
+          <v:rect id="_x0000_i1030" style="width:0;height:1.5pt" o:hralign="center" o:hrstd="t" o:hr="t" fillcolor="#a0a0a0" stroked="f"/>
         </w:pict>
       </w:r>
     </w:p>
@@ -597,7 +589,6 @@
         <w:t xml:space="preserve"> </w:t>
       </w:r>
       <w:proofErr w:type="spellStart"/>
-      <w:proofErr w:type="gramStart"/>
       <w:r>
         <w:rPr>
           <w:highlight w:val="yellow"/>
@@ -611,7 +602,6 @@
         </w:rPr>
         <w:t xml:space="preserve"> .</w:t>
       </w:r>
-      <w:proofErr w:type="gramEnd"/>
     </w:p>
     <w:p>
       <w:r>
@@ -621,7 +611,7 @@
     <w:p>
       <w:r>
         <w:pict w14:anchorId="756377C4">
-          <v:rect id="_x0000_i1109" style="width:0;height:1.5pt" o:hralign="center" o:hrstd="t" o:hr="t" fillcolor="#a0a0a0" stroked="f"/>
+          <v:rect id="_x0000_i1031" style="width:0;height:1.5pt" o:hralign="center" o:hrstd="t" o:hr="t" fillcolor="#a0a0a0" stroked="f"/>
         </w:pict>
       </w:r>
     </w:p>
@@ -727,7 +717,7 @@
     <w:p>
       <w:r>
         <w:pict w14:anchorId="03F6849B">
-          <v:rect id="_x0000_i1110" style="width:0;height:1.5pt" o:hralign="center" o:hrstd="t" o:hr="t" fillcolor="#a0a0a0" stroked="f"/>
+          <v:rect id="_x0000_i1032" style="width:0;height:1.5pt" o:hralign="center" o:hrstd="t" o:hr="t" fillcolor="#a0a0a0" stroked="f"/>
         </w:pict>
       </w:r>
     </w:p>
@@ -825,7 +815,7 @@
     <w:p>
       <w:r>
         <w:pict w14:anchorId="2349DF17">
-          <v:rect id="_x0000_i1111" style="width:0;height:1.5pt" o:hralign="center" o:hrstd="t" o:hr="t" fillcolor="#a0a0a0" stroked="f"/>
+          <v:rect id="_x0000_i1033" style="width:0;height:1.5pt" o:hralign="center" o:hrstd="t" o:hr="t" fillcolor="#a0a0a0" stroked="f"/>
         </w:pict>
       </w:r>
     </w:p>
@@ -1016,7 +1006,7 @@
     <w:p>
       <w:r>
         <w:pict w14:anchorId="64003258">
-          <v:rect id="_x0000_i1112" style="width:0;height:1.5pt" o:hralign="center" o:hrstd="t" o:hr="t" fillcolor="#a0a0a0" stroked="f"/>
+          <v:rect id="_x0000_i1034" style="width:0;height:1.5pt" o:hralign="center" o:hrstd="t" o:hr="t" fillcolor="#a0a0a0" stroked="f"/>
         </w:pict>
       </w:r>
     </w:p>
@@ -1151,7 +1141,7 @@
     <w:p>
       <w:r>
         <w:pict w14:anchorId="769854A0">
-          <v:rect id="_x0000_i1113" style="width:0;height:1.5pt" o:hralign="center" o:hrstd="t" o:hr="t" fillcolor="#a0a0a0" stroked="f"/>
+          <v:rect id="_x0000_i1035" style="width:0;height:1.5pt" o:hralign="center" o:hrstd="t" o:hr="t" fillcolor="#a0a0a0" stroked="f"/>
         </w:pict>
       </w:r>
     </w:p>
@@ -1273,7 +1263,7 @@
     <w:p>
       <w:r>
         <w:pict w14:anchorId="4CF3653A">
-          <v:rect id="_x0000_i1114" style="width:0;height:1.5pt" o:hralign="center" o:hrstd="t" o:hr="t" fillcolor="#a0a0a0" stroked="f"/>
+          <v:rect id="_x0000_i1036" style="width:0;height:1.5pt" o:hralign="center" o:hrstd="t" o:hr="t" fillcolor="#a0a0a0" stroked="f"/>
         </w:pict>
       </w:r>
     </w:p>
@@ -1317,7 +1307,6 @@
         <w:t xml:space="preserve"> </w:t>
       </w:r>
       <w:proofErr w:type="spellStart"/>
-      <w:proofErr w:type="gramStart"/>
       <w:r>
         <w:t>add</w:t>
       </w:r>
@@ -1325,7 +1314,6 @@
       <w:r>
         <w:t xml:space="preserve"> .</w:t>
       </w:r>
-      <w:proofErr w:type="gramEnd"/>
       <w:r>
         <w:br/>
         <w:t xml:space="preserve">→ </w:t>
@@ -1383,7 +1371,7 @@
     <w:p>
       <w:r>
         <w:pict w14:anchorId="307F3983">
-          <v:rect id="_x0000_i1115" style="width:0;height:1.5pt" o:hralign="center" o:hrstd="t" o:hr="t" fillcolor="#a0a0a0" stroked="f"/>
+          <v:rect id="_x0000_i1037" style="width:0;height:1.5pt" o:hralign="center" o:hrstd="t" o:hr="t" fillcolor="#a0a0a0" stroked="f"/>
         </w:pict>
       </w:r>
     </w:p>
@@ -1523,6 +1511,193 @@
         <w:t xml:space="preserve">errores de sintaxis </w:t>
       </w:r>
     </w:p>
+    <w:p>
+      <w:pPr>
+        <w:pStyle w:val="Ttulo"/>
+      </w:pPr>
+      <w:r>
+        <w:lastRenderedPageBreak/>
+        <w:t>PROPIEDADES</w:t>
+      </w:r>
+    </w:p>
+    <w:p/>
+    <w:p>
+      <w:r>
+        <w:t>  {</w:t>
+      </w:r>
+    </w:p>
+    <w:p>
+      <w:r>
+        <w:t>    "id": 21,</w:t>
+      </w:r>
+    </w:p>
+    <w:p>
+      <w:r>
+        <w:t>    "</w:t>
+      </w:r>
+      <w:proofErr w:type="spellStart"/>
+      <w:r>
+        <w:t>codigo</w:t>
+      </w:r>
+      <w:proofErr w:type="spellEnd"/>
+      <w:r>
+        <w:t>": "00",</w:t>
+      </w:r>
+    </w:p>
+    <w:p>
+      <w:r>
+        <w:t>    "titulo": "Casa con patio",</w:t>
+      </w:r>
+    </w:p>
+    <w:p>
+      <w:r>
+        <w:t>    "</w:t>
+      </w:r>
+      <w:proofErr w:type="spellStart"/>
+      <w:r>
+        <w:t>operacion</w:t>
+      </w:r>
+      <w:proofErr w:type="spellEnd"/>
+      <w:r>
+        <w:t>": "Alquiler",</w:t>
+      </w:r>
+    </w:p>
+    <w:p>
+      <w:r>
+        <w:t>    "tipo": "Casa",</w:t>
+      </w:r>
+    </w:p>
+    <w:p>
+      <w:r>
+        <w:t>    "precio": "Consultar",</w:t>
+      </w:r>
+    </w:p>
+    <w:p>
+      <w:r>
+        <w:t>    "estado": "alquilada",</w:t>
+      </w:r>
+    </w:p>
+    <w:p>
+      <w:r>
+        <w:t>    "</w:t>
+      </w:r>
+      <w:proofErr w:type="spellStart"/>
+      <w:r>
+        <w:t>ubicacion</w:t>
+      </w:r>
+      <w:proofErr w:type="spellEnd"/>
+      <w:r>
+        <w:t>": "Roca 582",</w:t>
+      </w:r>
+    </w:p>
+    <w:p>
+      <w:r>
+        <w:t>    "dormitorios": 2,</w:t>
+      </w:r>
+    </w:p>
+    <w:p>
+      <w:r>
+        <w:t>    "</w:t>
+      </w:r>
+      <w:proofErr w:type="spellStart"/>
+      <w:r>
+        <w:t>banos</w:t>
+      </w:r>
+      <w:proofErr w:type="spellEnd"/>
+      <w:r>
+        <w:t>": 1,</w:t>
+      </w:r>
+    </w:p>
+    <w:p>
+      <w:r>
+        <w:t>    "</w:t>
+      </w:r>
+      <w:proofErr w:type="spellStart"/>
+      <w:r>
+        <w:t>patio":true</w:t>
+      </w:r>
+      <w:proofErr w:type="spellEnd"/>
+      <w:r>
+        <w:t>,</w:t>
+      </w:r>
+    </w:p>
+    <w:p>
+      <w:r>
+        <w:t xml:space="preserve">    "cocina </w:t>
+      </w:r>
+      <w:proofErr w:type="spellStart"/>
+      <w:r>
+        <w:t>separada":true</w:t>
+      </w:r>
+      <w:proofErr w:type="spellEnd"/>
+      <w:r>
+        <w:t>,</w:t>
+      </w:r>
+    </w:p>
+    <w:p>
+      <w:r>
+        <w:t xml:space="preserve">    "espacio para </w:t>
+      </w:r>
+      <w:proofErr w:type="spellStart"/>
+      <w:r>
+        <w:t>auto":true</w:t>
+      </w:r>
+      <w:proofErr w:type="spellEnd"/>
+      <w:r>
+        <w:t>,</w:t>
+      </w:r>
+    </w:p>
+    <w:p>
+      <w:r>
+        <w:t xml:space="preserve">    "apto </w:t>
+      </w:r>
+      <w:proofErr w:type="spellStart"/>
+      <w:r>
+        <w:t>mascotas":true</w:t>
+      </w:r>
+      <w:proofErr w:type="spellEnd"/>
+      <w:r>
+        <w:t>,</w:t>
+      </w:r>
+    </w:p>
+    <w:p>
+      <w:r>
+        <w:t>    "</w:t>
+      </w:r>
+      <w:proofErr w:type="spellStart"/>
+      <w:r>
+        <w:t>descripcion</w:t>
+      </w:r>
+      <w:proofErr w:type="spellEnd"/>
+      <w:r>
+        <w:t>": "Cocina, comedor, living y gran patio.",</w:t>
+      </w:r>
+    </w:p>
+    <w:p>
+      <w:r>
+        <w:t>    "</w:t>
+      </w:r>
+      <w:proofErr w:type="spellStart"/>
+      <w:r>
+        <w:t>imagenes</w:t>
+      </w:r>
+      <w:proofErr w:type="spellEnd"/>
+      <w:r>
+        <w:t>": [</w:t>
+      </w:r>
+    </w:p>
+    <w:p>
+      <w:r>
+        <w:t>    ]</w:t>
+      </w:r>
+    </w:p>
+    <w:p>
+      <w:r>
+        <w:t>  },</w:t>
+      </w:r>
+    </w:p>
+    <w:p/>
+    <w:p/>
     <w:sectPr>
       <w:pgSz w:w="11906" w:h="16838"/>
       <w:pgMar w:top="720" w:right="720" w:bottom="720" w:left="720" w:header="708" w:footer="708" w:gutter="0"/>

--- a/🔁 FLUJO COMPLETO.docx
+++ b/🔁 FLUJO COMPLETO.docx
@@ -4,6 +4,9 @@
   <w:body>
     <w:p>
       <w:pPr>
+        <w:pBdr>
+          <w:bottom w:val="single" w:sz="12" w:space="1" w:color="auto"/>
+        </w:pBdr>
         <w:rPr>
           <w:b/>
           <w:bCs/>
@@ -24,6 +27,403 @@
         </w:rPr>
         <w:t xml:space="preserve"> FLUJO COMPLETO: EDITAR → GUARDAR → SUBIR → VER EN WEB</w:t>
       </w:r>
+    </w:p>
+    <w:p>
+      <w:pPr>
+        <w:rPr>
+          <w:b/>
+          <w:bCs/>
+        </w:rPr>
+      </w:pPr>
+      <w:r>
+        <w:rPr>
+          <w:b/>
+          <w:bCs/>
+        </w:rPr>
+        <w:t>Flujo de cierre:</w:t>
+      </w:r>
+    </w:p>
+    <w:p>
+      <w:pPr>
+        <w:shd w:val="clear" w:color="auto" w:fill="9CC2E5" w:themeFill="accent5" w:themeFillTint="99"/>
+        <w:rPr>
+          <w:b/>
+          <w:bCs/>
+        </w:rPr>
+      </w:pPr>
+      <w:proofErr w:type="spellStart"/>
+      <w:r>
+        <w:rPr>
+          <w:b/>
+          <w:bCs/>
+        </w:rPr>
+        <w:t>git</w:t>
+      </w:r>
+      <w:proofErr w:type="spellEnd"/>
+      <w:r>
+        <w:rPr>
+          <w:b/>
+          <w:bCs/>
+        </w:rPr>
+        <w:t xml:space="preserve"> status</w:t>
+      </w:r>
+    </w:p>
+    <w:p>
+      <w:pPr>
+        <w:shd w:val="clear" w:color="auto" w:fill="9CC2E5" w:themeFill="accent5" w:themeFillTint="99"/>
+        <w:rPr>
+          <w:b/>
+          <w:bCs/>
+        </w:rPr>
+      </w:pPr>
+      <w:proofErr w:type="spellStart"/>
+      <w:r>
+        <w:rPr>
+          <w:b/>
+          <w:bCs/>
+        </w:rPr>
+        <w:t>git</w:t>
+      </w:r>
+      <w:proofErr w:type="spellEnd"/>
+      <w:r>
+        <w:rPr>
+          <w:b/>
+          <w:bCs/>
+        </w:rPr>
+        <w:t xml:space="preserve"> </w:t>
+      </w:r>
+      <w:proofErr w:type="spellStart"/>
+      <w:proofErr w:type="gramStart"/>
+      <w:r>
+        <w:rPr>
+          <w:b/>
+          <w:bCs/>
+        </w:rPr>
+        <w:t>add</w:t>
+      </w:r>
+      <w:proofErr w:type="spellEnd"/>
+      <w:r>
+        <w:rPr>
+          <w:b/>
+          <w:bCs/>
+        </w:rPr>
+        <w:t xml:space="preserve"> .</w:t>
+      </w:r>
+      <w:proofErr w:type="gramEnd"/>
+    </w:p>
+    <w:p>
+      <w:pPr>
+        <w:shd w:val="clear" w:color="auto" w:fill="9CC2E5" w:themeFill="accent5" w:themeFillTint="99"/>
+        <w:rPr>
+          <w:b/>
+          <w:bCs/>
+        </w:rPr>
+      </w:pPr>
+      <w:proofErr w:type="spellStart"/>
+      <w:r>
+        <w:rPr>
+          <w:b/>
+          <w:bCs/>
+        </w:rPr>
+        <w:t>git</w:t>
+      </w:r>
+      <w:proofErr w:type="spellEnd"/>
+      <w:r>
+        <w:rPr>
+          <w:b/>
+          <w:bCs/>
+        </w:rPr>
+        <w:t xml:space="preserve"> </w:t>
+      </w:r>
+      <w:proofErr w:type="spellStart"/>
+      <w:r>
+        <w:rPr>
+          <w:b/>
+          <w:bCs/>
+        </w:rPr>
+        <w:t>commit</w:t>
+      </w:r>
+      <w:proofErr w:type="spellEnd"/>
+      <w:r>
+        <w:rPr>
+          <w:b/>
+          <w:bCs/>
+        </w:rPr>
+        <w:t xml:space="preserve"> -m "</w:t>
+      </w:r>
+      <w:proofErr w:type="spellStart"/>
+      <w:r>
+        <w:rPr>
+          <w:b/>
+          <w:bCs/>
+        </w:rPr>
+        <w:t>update</w:t>
+      </w:r>
+      <w:proofErr w:type="spellEnd"/>
+      <w:r>
+        <w:rPr>
+          <w:b/>
+          <w:bCs/>
+        </w:rPr>
+        <w:t>: propiedades"</w:t>
+      </w:r>
+    </w:p>
+    <w:p>
+      <w:pPr>
+        <w:pBdr>
+          <w:bottom w:val="single" w:sz="6" w:space="1" w:color="auto"/>
+        </w:pBdr>
+        <w:shd w:val="clear" w:color="auto" w:fill="9CC2E5" w:themeFill="accent5" w:themeFillTint="99"/>
+        <w:rPr>
+          <w:b/>
+          <w:bCs/>
+        </w:rPr>
+      </w:pPr>
+      <w:proofErr w:type="spellStart"/>
+      <w:r>
+        <w:rPr>
+          <w:b/>
+          <w:bCs/>
+        </w:rPr>
+        <w:t>git</w:t>
+      </w:r>
+      <w:proofErr w:type="spellEnd"/>
+      <w:r>
+        <w:rPr>
+          <w:b/>
+          <w:bCs/>
+        </w:rPr>
+        <w:t xml:space="preserve"> </w:t>
+      </w:r>
+      <w:proofErr w:type="spellStart"/>
+      <w:r>
+        <w:rPr>
+          <w:b/>
+          <w:bCs/>
+        </w:rPr>
+        <w:t>push</w:t>
+      </w:r>
+      <w:proofErr w:type="spellEnd"/>
+      <w:r>
+        <w:rPr>
+          <w:b/>
+          <w:bCs/>
+        </w:rPr>
+        <w:t xml:space="preserve"> </w:t>
+      </w:r>
+      <w:proofErr w:type="spellStart"/>
+      <w:r>
+        <w:rPr>
+          <w:b/>
+          <w:bCs/>
+        </w:rPr>
+        <w:t>origin</w:t>
+      </w:r>
+      <w:proofErr w:type="spellEnd"/>
+      <w:r>
+        <w:rPr>
+          <w:b/>
+          <w:bCs/>
+        </w:rPr>
+        <w:t xml:space="preserve"> </w:t>
+      </w:r>
+      <w:proofErr w:type="spellStart"/>
+      <w:r>
+        <w:rPr>
+          <w:b/>
+          <w:bCs/>
+        </w:rPr>
+        <w:t>main</w:t>
+      </w:r>
+      <w:proofErr w:type="spellEnd"/>
+    </w:p>
+    <w:p>
+      <w:pPr>
+        <w:pBdr>
+          <w:bottom w:val="single" w:sz="6" w:space="1" w:color="auto"/>
+        </w:pBdr>
+        <w:rPr>
+          <w:b/>
+          <w:bCs/>
+        </w:rPr>
+      </w:pPr>
+    </w:p>
+    <w:p>
+      <w:pPr>
+        <w:rPr>
+          <w:b/>
+          <w:bCs/>
+        </w:rPr>
+      </w:pPr>
+      <w:r>
+        <w:rPr>
+          <w:b/>
+          <w:bCs/>
+        </w:rPr>
+        <w:t xml:space="preserve">en caso de rechazo de </w:t>
+      </w:r>
+      <w:proofErr w:type="spellStart"/>
+      <w:r>
+        <w:rPr>
+          <w:b/>
+          <w:bCs/>
+        </w:rPr>
+        <w:t>push</w:t>
+      </w:r>
+      <w:proofErr w:type="spellEnd"/>
+      <w:r>
+        <w:rPr>
+          <w:b/>
+          <w:bCs/>
+        </w:rPr>
+        <w:t>:</w:t>
+      </w:r>
+    </w:p>
+    <w:p>
+      <w:pPr>
+        <w:shd w:val="clear" w:color="auto" w:fill="A8D08D" w:themeFill="accent6" w:themeFillTint="99"/>
+        <w:rPr>
+          <w:b/>
+          <w:bCs/>
+        </w:rPr>
+      </w:pPr>
+      <w:proofErr w:type="spellStart"/>
+      <w:r>
+        <w:rPr>
+          <w:b/>
+          <w:bCs/>
+        </w:rPr>
+        <w:t>git</w:t>
+      </w:r>
+      <w:proofErr w:type="spellEnd"/>
+      <w:r>
+        <w:rPr>
+          <w:b/>
+          <w:bCs/>
+        </w:rPr>
+        <w:t xml:space="preserve"> </w:t>
+      </w:r>
+      <w:proofErr w:type="spellStart"/>
+      <w:r>
+        <w:rPr>
+          <w:b/>
+          <w:bCs/>
+        </w:rPr>
+        <w:t>pull</w:t>
+      </w:r>
+      <w:proofErr w:type="spellEnd"/>
+      <w:r>
+        <w:rPr>
+          <w:b/>
+          <w:bCs/>
+        </w:rPr>
+        <w:t xml:space="preserve"> --rebase </w:t>
+      </w:r>
+      <w:proofErr w:type="spellStart"/>
+      <w:r>
+        <w:rPr>
+          <w:b/>
+          <w:bCs/>
+        </w:rPr>
+        <w:t>origin</w:t>
+      </w:r>
+      <w:proofErr w:type="spellEnd"/>
+      <w:r>
+        <w:rPr>
+          <w:b/>
+          <w:bCs/>
+        </w:rPr>
+        <w:t xml:space="preserve"> </w:t>
+      </w:r>
+      <w:proofErr w:type="spellStart"/>
+      <w:r>
+        <w:rPr>
+          <w:b/>
+          <w:bCs/>
+        </w:rPr>
+        <w:t>main</w:t>
+      </w:r>
+      <w:proofErr w:type="spellEnd"/>
+    </w:p>
+    <w:p>
+      <w:pPr>
+        <w:pBdr>
+          <w:bottom w:val="single" w:sz="6" w:space="1" w:color="auto"/>
+        </w:pBdr>
+        <w:shd w:val="clear" w:color="auto" w:fill="A8D08D" w:themeFill="accent6" w:themeFillTint="99"/>
+        <w:rPr>
+          <w:b/>
+          <w:bCs/>
+        </w:rPr>
+      </w:pPr>
+      <w:proofErr w:type="spellStart"/>
+      <w:r>
+        <w:rPr>
+          <w:b/>
+          <w:bCs/>
+        </w:rPr>
+        <w:t>git</w:t>
+      </w:r>
+      <w:proofErr w:type="spellEnd"/>
+      <w:r>
+        <w:rPr>
+          <w:b/>
+          <w:bCs/>
+        </w:rPr>
+        <w:t xml:space="preserve"> </w:t>
+      </w:r>
+      <w:proofErr w:type="spellStart"/>
+      <w:r>
+        <w:rPr>
+          <w:b/>
+          <w:bCs/>
+        </w:rPr>
+        <w:t>push</w:t>
+      </w:r>
+      <w:proofErr w:type="spellEnd"/>
+      <w:r>
+        <w:rPr>
+          <w:b/>
+          <w:bCs/>
+        </w:rPr>
+        <w:t xml:space="preserve"> </w:t>
+      </w:r>
+      <w:proofErr w:type="spellStart"/>
+      <w:r>
+        <w:rPr>
+          <w:b/>
+          <w:bCs/>
+        </w:rPr>
+        <w:t>origin</w:t>
+      </w:r>
+      <w:proofErr w:type="spellEnd"/>
+      <w:r>
+        <w:rPr>
+          <w:b/>
+          <w:bCs/>
+        </w:rPr>
+        <w:t xml:space="preserve"> </w:t>
+      </w:r>
+      <w:proofErr w:type="spellStart"/>
+      <w:r>
+        <w:rPr>
+          <w:b/>
+          <w:bCs/>
+        </w:rPr>
+        <w:t>main</w:t>
+      </w:r>
+      <w:proofErr w:type="spellEnd"/>
+    </w:p>
+    <w:p>
+      <w:pPr>
+        <w:pBdr>
+          <w:bottom w:val="single" w:sz="6" w:space="1" w:color="auto"/>
+        </w:pBdr>
+        <w:rPr>
+          <w:b/>
+          <w:bCs/>
+        </w:rPr>
+      </w:pPr>
     </w:p>
     <w:p>
       <w:pPr>
@@ -235,7 +635,15 @@
         </w:numPr>
       </w:pPr>
       <w:r>
-        <w:t xml:space="preserve">No agregar texto fuera del [ y ] </w:t>
+        <w:t xml:space="preserve">No agregar texto fuera del [ </w:t>
+      </w:r>
+      <w:proofErr w:type="gramStart"/>
+      <w:r>
+        <w:t>y ]</w:t>
+      </w:r>
+      <w:proofErr w:type="gramEnd"/>
+      <w:r>
+        <w:t xml:space="preserve"> </w:t>
       </w:r>
     </w:p>
     <w:p>
@@ -319,6 +727,7 @@
     </w:p>
     <w:p>
       <w:r>
+        <w:lastRenderedPageBreak/>
         <w:pict w14:anchorId="6D91FCC4">
           <v:rect id="_x0000_i1027" style="width:0;height:1.5pt" o:hralign="center" o:hrstd="t" o:hr="t" fillcolor="#a0a0a0" stroked="f"/>
         </w:pict>
@@ -416,7 +825,6 @@
         </w:numPr>
       </w:pPr>
       <w:r>
-        <w:lastRenderedPageBreak/>
         <w:t xml:space="preserve">no hay errores en consola (F12) </w:t>
       </w:r>
     </w:p>
@@ -589,6 +997,7 @@
         <w:t xml:space="preserve"> </w:t>
       </w:r>
       <w:proofErr w:type="spellStart"/>
+      <w:proofErr w:type="gramStart"/>
       <w:r>
         <w:rPr>
           <w:highlight w:val="yellow"/>
@@ -602,6 +1011,7 @@
         </w:rPr>
         <w:t xml:space="preserve"> .</w:t>
       </w:r>
+      <w:proofErr w:type="gramEnd"/>
     </w:p>
     <w:p>
       <w:r>
@@ -814,6 +1224,7 @@
     </w:p>
     <w:p>
       <w:r>
+        <w:lastRenderedPageBreak/>
         <w:pict w14:anchorId="2349DF17">
           <v:rect id="_x0000_i1033" style="width:0;height:1.5pt" o:hralign="center" o:hrstd="t" o:hr="t" fillcolor="#a0a0a0" stroked="f"/>
         </w:pict>
@@ -1048,7 +1459,6 @@
         <w:rPr>
           <w:highlight w:val="yellow"/>
         </w:rPr>
-        <w:lastRenderedPageBreak/>
         <w:t>https://gp-csdata.github.io/Inmobiliaria-Pajor/?utm_source</w:t>
       </w:r>
     </w:p>
@@ -1307,6 +1717,7 @@
         <w:t xml:space="preserve"> </w:t>
       </w:r>
       <w:proofErr w:type="spellStart"/>
+      <w:proofErr w:type="gramStart"/>
       <w:r>
         <w:t>add</w:t>
       </w:r>
@@ -1314,6 +1725,7 @@
       <w:r>
         <w:t xml:space="preserve"> .</w:t>
       </w:r>
+      <w:proofErr w:type="gramEnd"/>
       <w:r>
         <w:br/>
         <w:t xml:space="preserve">→ </w:t>
@@ -1361,6 +1773,9 @@
       <w:proofErr w:type="spellEnd"/>
       <w:r>
         <w:br/>
+      </w:r>
+      <w:r>
+        <w:lastRenderedPageBreak/>
         <w:t>→ esperar 1-2 min</w:t>
       </w:r>
       <w:r>
@@ -1516,7 +1931,6 @@
         <w:pStyle w:val="Ttulo"/>
       </w:pPr>
       <w:r>
-        <w:lastRenderedPageBreak/>
         <w:t>PROPIEDADES</w:t>
       </w:r>
     </w:p>
@@ -1614,9 +2028,14 @@
       </w:r>
       <w:proofErr w:type="spellStart"/>
       <w:r>
-        <w:t>patio":true</w:t>
-      </w:r>
-      <w:proofErr w:type="spellEnd"/>
+        <w:t>patio</w:t>
+      </w:r>
+      <w:proofErr w:type="gramStart"/>
+      <w:r>
+        <w:t>":true</w:t>
+      </w:r>
+      <w:proofErr w:type="spellEnd"/>
+      <w:proofErr w:type="gramEnd"/>
       <w:r>
         <w:t>,</w:t>
       </w:r>
@@ -1627,9 +2046,14 @@
       </w:r>
       <w:proofErr w:type="spellStart"/>
       <w:r>
-        <w:t>separada":true</w:t>
-      </w:r>
-      <w:proofErr w:type="spellEnd"/>
+        <w:t>separada</w:t>
+      </w:r>
+      <w:proofErr w:type="gramStart"/>
+      <w:r>
+        <w:t>":true</w:t>
+      </w:r>
+      <w:proofErr w:type="spellEnd"/>
+      <w:proofErr w:type="gramEnd"/>
       <w:r>
         <w:t>,</w:t>
       </w:r>
@@ -1640,9 +2064,14 @@
       </w:r>
       <w:proofErr w:type="spellStart"/>
       <w:r>
-        <w:t>auto":true</w:t>
-      </w:r>
-      <w:proofErr w:type="spellEnd"/>
+        <w:t>auto</w:t>
+      </w:r>
+      <w:proofErr w:type="gramStart"/>
+      <w:r>
+        <w:t>":true</w:t>
+      </w:r>
+      <w:proofErr w:type="spellEnd"/>
+      <w:proofErr w:type="gramEnd"/>
       <w:r>
         <w:t>,</w:t>
       </w:r>
@@ -1653,9 +2082,14 @@
       </w:r>
       <w:proofErr w:type="spellStart"/>
       <w:r>
-        <w:t>mascotas":true</w:t>
-      </w:r>
-      <w:proofErr w:type="spellEnd"/>
+        <w:t>mascotas</w:t>
+      </w:r>
+      <w:proofErr w:type="gramStart"/>
+      <w:r>
+        <w:t>":true</w:t>
+      </w:r>
+      <w:proofErr w:type="spellEnd"/>
+      <w:proofErr w:type="gramEnd"/>
       <w:r>
         <w:t>,</w:t>
       </w:r>
